--- a/public/gallery/examples/product-manager/zh-hant-hk/resume.docx
+++ b/public/gallery/examples/product-manager/zh-hant-hk/resume.docx
@@ -66,7 +66,7 @@
         </w:rPr>
         <w:t xml:space="preserve">📧 </w:t>
       </w:r>
-      <w:hyperlink w:history="1" r:id="rIdnbcjzhsbaulvxtervuxgv">
+      <w:hyperlink w:history="1" r:id="rId8bcwbxzyyvft1oc0_kqti">
         <w:r>
           <w:rPr>
             <w:sz w:val="18"/>
@@ -89,7 +89,7 @@
         </w:rPr>
         <w:t xml:space="preserve">🔗 </w:t>
       </w:r>
-      <w:hyperlink w:history="1" r:id="rIdqhfnumaruzxvls-jpif0x">
+      <w:hyperlink w:history="1" r:id="rId4etgblolmxjc59f1nidil">
         <w:r>
           <w:rPr>
             <w:sz w:val="18"/>
@@ -124,7 +124,7 @@
         <w:spacing w:after="200" w:line="276"/>
         <w:jc w:val="center"/>
       </w:pPr>
-      <w:hyperlink w:history="1" r:id="rId433glow1k8in9j-yynfry">
+      <w:hyperlink w:history="1" r:id="rId1pm-xfr4jmgmu3c4caj5n">
         <w:r>
           <w:rPr>
             <w:sz w:val="18"/>
@@ -140,7 +140,7 @@
         </w:rPr>
         <w:t xml:space="preserve"> • </w:t>
       </w:r>
-      <w:hyperlink w:history="1" r:id="rIdivc8h8cwfe3eobqmmwuru">
+      <w:hyperlink w:history="1" r:id="rId4jcurkjyc_ljce69h1lmj">
         <w:r>
           <w:rPr>
             <w:sz w:val="18"/>
@@ -299,7 +299,7 @@
         </w:rPr>
         <w:t xml:space="preserve">	</w:t>
       </w:r>
-      <w:hyperlink w:history="1" r:id="rIdcjmnkizkvoixpbgxbmsl8">
+      <w:hyperlink w:history="1" r:id="rIdeat9dma0qzut3wagyrsbk">
         <w:r>
           <w:rPr>
             <w:sz w:val="18"/>
@@ -462,7 +462,7 @@
         </w:rPr>
         <w:t xml:space="preserve">	</w:t>
       </w:r>
-      <w:hyperlink w:history="1" r:id="rIdd7iwzv5eccdkfukdr9ksn">
+      <w:hyperlink w:history="1" r:id="rIdatph7ybtwl0mjh9ueafg6">
         <w:r>
           <w:rPr>
             <w:sz w:val="18"/>
@@ -644,7 +644,7 @@
         </w:rPr>
         <w:t xml:space="preserve">	</w:t>
       </w:r>
-      <w:hyperlink w:history="1" r:id="rIduclxifajap5wvy_nwpwgm">
+      <w:hyperlink w:history="1" r:id="rIdrmj4jj1tyf5nkhqxqhchy">
         <w:r>
           <w:rPr>
             <w:sz w:val="18"/>
@@ -807,7 +807,7 @@
         </w:rPr>
         <w:t xml:space="preserve">	</w:t>
       </w:r>
-      <w:hyperlink w:history="1" r:id="rIdtktgobpoy22xryv4yxeti">
+      <w:hyperlink w:history="1" r:id="rIdwleqhyzcj8otzzeb45ue8">
         <w:r>
           <w:rPr>
             <w:sz w:val="18"/>
@@ -1254,7 +1254,7 @@
         </w:rPr>
         <w:t xml:space="preserve">	</w:t>
       </w:r>
-      <w:hyperlink w:history="1" r:id="rIdylb_1rqjbjzfy8xvbpa3q">
+      <w:hyperlink w:history="1" r:id="rIdjsvh62nbq_oj_giyazf5m">
         <w:r>
           <w:rPr>
             <w:sz w:val="18"/>
@@ -1320,7 +1320,7 @@
         </w:rPr>
         <w:t xml:space="preserve">	</w:t>
       </w:r>
-      <w:hyperlink w:history="1" r:id="rIdilwdhbkrqizr6ejxxkfze">
+      <w:hyperlink w:history="1" r:id="rIdiszdzt8jsu7knsuddys79">
         <w:r>
           <w:rPr>
             <w:sz w:val="18"/>
@@ -1405,7 +1405,7 @@
         </w:rPr>
         <w:t xml:space="preserve">	</w:t>
       </w:r>
-      <w:hyperlink w:history="1" r:id="rIdet3ojy7xol_xkbwupbyoq">
+      <w:hyperlink w:history="1" r:id="rIdhaymjzeobbf69j8ngltex">
         <w:r>
           <w:rPr>
             <w:sz w:val="18"/>
@@ -1502,7 +1502,7 @@
         </w:rPr>
         <w:t xml:space="preserve">	</w:t>
       </w:r>
-      <w:hyperlink w:history="1" r:id="rIdsifv6deohqro23don5yt8">
+      <w:hyperlink w:history="1" r:id="rIdep-xfdo1g_cgqdljgcyqd">
         <w:r>
           <w:rPr>
             <w:sz w:val="18"/>
@@ -1726,7 +1726,7 @@
         </w:rPr>
         <w:t xml:space="preserve">	</w:t>
       </w:r>
-      <w:hyperlink w:history="1" r:id="rIdunk0uoiypnru18qxtay6f">
+      <w:hyperlink w:history="1" r:id="rIdixv3pumdpebahyuknyfpm">
         <w:r>
           <w:rPr>
             <w:sz w:val="18"/>
